--- a/assets/fulfilment/nivha_pack_03c_delivery_script.docx
+++ b/assets/fulfilment/nivha_pack_03c_delivery_script.docx
@@ -329,7 +329,7 @@
           <w:sz w:val="16"/>
           <w:szCs w:val="16"/>
         </w:rPr>
-        <w:t xml:space="preserve">v1.0 — issued 11 August 2026. Prepared with NIVHA Laboratory Services. A template for the organisation to review and adopt — it is not legal advice and it is not a substitute for the policy itself.</w:t>
+        <w:t xml:space="preserve">v1.1 — issued 1 September 2026. Prepared with NIVHA Laboratory Services. A template for the organisation to review and adopt — it is not legal advice and it is not a substitute for the policy itself.</w:t>
       </w:r>
     </w:p>
     <w:p>
@@ -4195,7 +4195,7 @@
                 <w:sz w:val="18"/>
                 <w:szCs w:val="18"/>
               </w:rPr>
-              <w:t xml:space="preserve">Northern Ireland version — read this if you kept the NI slide</w:t>
+              <w:t xml:space="preserve">Slide 12 · Northern Ireland version — read this if you kept the NI slide</w:t>
             </w:r>
           </w:p>
           <w:tbl>
@@ -4367,6 +4367,7 @@
             <w:pPr>
               <w:keepNext/>
               <w:keepLines/>
+              <w:pageBreakBefore/>
               <w:spacing w:after="50" w:before="120"/>
             </w:pPr>
             <w:r>
@@ -4378,7 +4379,7 @@
                 <w:sz w:val="18"/>
                 <w:szCs w:val="18"/>
               </w:rPr>
-              <w:t xml:space="preserve">Republic of Ireland version — read this if you kept the ROI slide</w:t>
+              <w:t xml:space="preserve">Slide 12 · Republic of Ireland version — read this if you kept the ROI slide</w:t>
             </w:r>
           </w:p>
           <w:tbl>
@@ -4561,7 +4562,7 @@
                 <w:sz w:val="18"/>
                 <w:szCs w:val="18"/>
               </w:rPr>
-              <w:t xml:space="preserve">Great Britain version — read this if you kept the GB slide</w:t>
+              <w:t xml:space="preserve">Slide 12 · Great Britain version — read this if you kept the GB slide</w:t>
             </w:r>
           </w:p>
           <w:tbl>
@@ -6366,7 +6367,7 @@
           <w:sz w:val="16"/>
           <w:szCs w:val="16"/>
         </w:rPr>
-        <w:t xml:space="preserve">Supports the ⟨Company name⟩ drug and alcohol policy, version ⟨Policy version⟩. Not legal advice. Prepared with NIVHA Laboratory Services.</w:t>
+        <w:t xml:space="preserve">Supports the ⟨Company name⟩ drug and alcohol policy, version ⟨Policy version⟩.</w:t>
       </w:r>
     </w:p>
     <w:sectPr>
@@ -6436,7 +6437,7 @@
         <w:sz w:val="14"/>
         <w:szCs w:val="14"/>
       </w:rPr>
-      <w:t xml:space="preserve">v1.0 · prepared with NIVHA Laboratory Services · template — not legal advice</w:t>
+      <w:t xml:space="preserve">v1.1 — issued 1 September 2026 · prepared with NIVHA Laboratory Services · a template for the organisation to review and adopt — not legal advice.</w:t>
     </w:r>
   </w:p>
   <w:p>
@@ -6460,8 +6461,41 @@
         <w:szCs w:val="14"/>
       </w:rPr>
       <w:fldChar w:fldCharType="begin"/>
-      <w:instrText xml:space="preserve">PAGE</w:instrText>
+    </w:r>
+    <w:r>
+      <w:rPr>
+        <w:rFonts w:ascii="Open Sans" w:cs="Open Sans" w:eastAsia="Open Sans" w:hAnsi="Open Sans"/>
+        <w:color w:val="63686C"/>
+        <w:sz w:val="14"/>
+        <w:szCs w:val="14"/>
+      </w:rPr>
+      <w:instrText xml:space="preserve"> PAGE </w:instrText>
+    </w:r>
+    <w:r>
+      <w:rPr>
+        <w:rFonts w:ascii="Open Sans" w:cs="Open Sans" w:eastAsia="Open Sans" w:hAnsi="Open Sans"/>
+        <w:color w:val="63686C"/>
+        <w:sz w:val="14"/>
+        <w:szCs w:val="14"/>
+      </w:rPr>
       <w:fldChar w:fldCharType="separate"/>
+    </w:r>
+    <w:r>
+      <w:rPr>
+        <w:rFonts w:ascii="Open Sans" w:cs="Open Sans" w:eastAsia="Open Sans" w:hAnsi="Open Sans"/>
+        <w:color w:val="63686C"/>
+        <w:sz w:val="14"/>
+        <w:szCs w:val="14"/>
+      </w:rPr>
+      <w:t>1</w:t>
+    </w:r>
+    <w:r>
+      <w:rPr>
+        <w:rFonts w:ascii="Open Sans" w:cs="Open Sans" w:eastAsia="Open Sans" w:hAnsi="Open Sans"/>
+        <w:color w:val="63686C"/>
+        <w:sz w:val="14"/>
+        <w:szCs w:val="14"/>
+      </w:rPr>
       <w:fldChar w:fldCharType="end"/>
     </w:r>
     <w:r>
@@ -6481,8 +6515,41 @@
         <w:szCs w:val="14"/>
       </w:rPr>
       <w:fldChar w:fldCharType="begin"/>
-      <w:instrText xml:space="preserve">NUMPAGES</w:instrText>
+    </w:r>
+    <w:r>
+      <w:rPr>
+        <w:rFonts w:ascii="Open Sans" w:cs="Open Sans" w:eastAsia="Open Sans" w:hAnsi="Open Sans"/>
+        <w:color w:val="63686C"/>
+        <w:sz w:val="14"/>
+        <w:szCs w:val="14"/>
+      </w:rPr>
+      <w:instrText xml:space="preserve"> NUMPAGES </w:instrText>
+    </w:r>
+    <w:r>
+      <w:rPr>
+        <w:rFonts w:ascii="Open Sans" w:cs="Open Sans" w:eastAsia="Open Sans" w:hAnsi="Open Sans"/>
+        <w:color w:val="63686C"/>
+        <w:sz w:val="14"/>
+        <w:szCs w:val="14"/>
+      </w:rPr>
       <w:fldChar w:fldCharType="separate"/>
+    </w:r>
+    <w:r>
+      <w:rPr>
+        <w:rFonts w:ascii="Open Sans" w:cs="Open Sans" w:eastAsia="Open Sans" w:hAnsi="Open Sans"/>
+        <w:color w:val="63686C"/>
+        <w:sz w:val="14"/>
+        <w:szCs w:val="14"/>
+      </w:rPr>
+      <w:t>1</w:t>
+    </w:r>
+    <w:r>
+      <w:rPr>
+        <w:rFonts w:ascii="Open Sans" w:cs="Open Sans" w:eastAsia="Open Sans" w:hAnsi="Open Sans"/>
+        <w:color w:val="63686C"/>
+        <w:sz w:val="14"/>
+        <w:szCs w:val="14"/>
+      </w:rPr>
       <w:fldChar w:fldCharType="end"/>
     </w:r>
   </w:p>
